--- a/en/wisdom-stories/this-boat-is-empty-too.docx
+++ b/en/wisdom-stories/this-boat-is-empty-too.docx
@@ -4,162 +4,88 @@
   <w:body>
     <w:p>
       <w:pPr>
-        <w:spacing w:before="0" w:after="60"/>
-        <w:jc w:val="left"/>
+        <w:pStyle w:val="Title"/>
       </w:pPr>
       <w:r>
-        <w:rPr>
-          <w:rFonts w:ascii="Arial" w:hAnsi="Arial" w:eastAsia="Arial"/>
-          <w:i w:val="0"/>
-          <w:color w:val="000000"/>
-          <w:sz w:val="52"/>
-        </w:rPr>
-        <w:t>This boat is also empty</w:t>
+        <w:t>This Boat Is Empty Too</w:t>
       </w:r>
     </w:p>
     <w:p>
       <w:pPr>
-        <w:jc w:val="left"/>
+        <w:spacing w:after="80"/>
       </w:pPr>
       <w:r>
-        <w:rPr>
-          <w:rFonts w:ascii="Arial" w:hAnsi="Arial" w:eastAsia="Arial"/>
-          <w:i w:val="0"/>
-          <w:color w:val="000000"/>
-          <w:sz w:val="22"/>
-        </w:rPr>
         <w:t>My master used to say:</w:t>
       </w:r>
     </w:p>
     <w:p>
-      <w:pPr>
-        <w:jc w:val="left"/>
-      </w:pPr>
+      <w:pPr/>
       <w:r>
-        <w:rPr>
-          <w:rFonts w:ascii="Arial" w:hAnsi="Arial" w:eastAsia="Arial"/>
-          <w:i w:val="0"/>
-          <w:color w:val="000000"/>
-          <w:sz w:val="22"/>
-        </w:rPr>
-        <w:t>When I was young, I often went to the lake, I used to dream and think in solitude. I had a small boat. I would sail in that boat for hours, finding peace in the world of thoughts.</w:t>
+        <w:t>“When I was young, I often went to the lake to think in solitude. I had a little boat and would spend hours on the water, letting my thoughts settle.</w:t>
       </w:r>
     </w:p>
     <w:p>
       <w:pPr>
-        <w:jc w:val="left"/>
+        <w:spacing w:after="80"/>
       </w:pPr>
       <w:r>
-        <w:rPr>
-          <w:rFonts w:ascii="Arial" w:hAnsi="Arial" w:eastAsia="Arial"/>
-          <w:i w:val="0"/>
-          <w:color w:val="000000"/>
-          <w:sz w:val="22"/>
-        </w:rPr>
-        <w:t>One day, early in the morning, when the sun broke, I was sitting in my boat as usual, deep in thought.</w:t>
+        <w:t>“One morning at daybreak, I was sitting there with my eyes closed.</w:t>
+      </w:r>
+    </w:p>
+    <w:p>
+      <w:pPr/>
+      <w:r>
+        <w:t>“Suddenly, another boat struck mine. Furious at the interruption, I opened my eyes, ready to shout at whoever was responsible. But the boat was empty. With no one to blame, my anger faded. I closed my eyes again, and by sunrise my peace had returned.</w:t>
       </w:r>
     </w:p>
     <w:p>
       <w:pPr>
-        <w:jc w:val="left"/>
+        <w:spacing w:after="80"/>
       </w:pPr>
       <w:r>
-        <w:rPr>
-          <w:rFonts w:ascii="Arial" w:hAnsi="Arial" w:eastAsia="Arial"/>
-          <w:i w:val="0"/>
-          <w:color w:val="000000"/>
-          <w:sz w:val="22"/>
-        </w:rPr>
-        <w:t>Suddenly, someone's boat crashed into my boat and shook my entire dream world. I became very angry. I opened my eyes with the intention of cursing the owner of that boat and saw that the boat that crashed into me was empty. There was no one in the boat to whom I could vent my anger. So I closed my eyes and plunged into the world of beautiful dreams again. When the sun rose, I felt that my soul had regained complete peace.</w:t>
+        <w:t>“That empty boat taught me something. Now, when someone upsets me, I tell myself:</w:t>
       </w:r>
     </w:p>
     <w:p>
       <w:pPr>
-        <w:jc w:val="left"/>
+        <w:keepNext/>
+        <w:spacing w:after="80"/>
       </w:pPr>
       <w:r>
-        <w:rPr>
-          <w:rFonts w:ascii="Arial" w:hAnsi="Arial" w:eastAsia="Arial"/>
-          <w:i w:val="0"/>
-          <w:color w:val="000000"/>
-          <w:sz w:val="22"/>
-        </w:rPr>
-        <w:t>The empty boat was a lesson for me. Since then, whenever someone tries to hurt me, I simply say to myself:</w:t>
+        <w:t>“‘This boat is empty too.’”</w:t>
       </w:r>
     </w:p>
     <w:p>
       <w:pPr>
-        <w:jc w:val="left"/>
+        <w:keepNext/>
+        <w:keepLines/>
+        <w:spacing w:before="160"/>
       </w:pPr>
       <w:r>
         <w:rPr>
-          <w:rFonts w:ascii="Arial" w:hAnsi="Arial" w:eastAsia="Arial"/>
-          <w:i w:val="0"/>
-          <w:color w:val="000000"/>
-          <w:sz w:val="22"/>
+          <w:b/>
         </w:rPr>
-        <w:t>— This boat is also empty.</w:t>
+        <w:t>Moral:</w:t>
+      </w:r>
+      <w:r>
+        <w:t xml:space="preserve"> If a person wants to maintain his peace, he should not look for evil intentions behind every incident. Sometimes what worries us is just a coincidence; it is our choice whether to magnify it and turn it into anger.</w:t>
       </w:r>
     </w:p>
     <w:p>
       <w:pPr>
-        <w:pStyle w:val="Moral"/>
-        <w:keepNext/>
-        <w:keepLines/>
-        <w:widowControl/>
-        <w:spacing w:before="240" w:after="180" w:line="283" w:lineRule="auto"/>
-        <w:ind w:left="240" w:right="240"/>
-        <w:jc w:val="left"/>
-        <w:pBdr>
-          <w:top w:val="single" w:sz="8" w:space="7" w:color="E8D59A"/>
-          <w:left w:val="single" w:sz="32" w:space="11" w:color="C6A23A"/>
-          <w:bottom w:val="single" w:sz="8" w:space="7" w:color="E8D59A"/>
-          <w:right w:val="single" w:sz="8" w:space="11" w:color="E8D59A"/>
-        </w:pBdr>
-        <w:shd w:val="clear" w:color="auto" w:fill="FFF8E1"/>
+        <w:spacing w:after="80"/>
       </w:pPr>
       <w:r>
         <w:rPr>
-          <w:rFonts w:ascii="Arial" w:hAnsi="Arial" w:eastAsia="Arial" w:cs="Arial"/>
-          <w:b/>
-          <w:i w:val="0"/>
-          <w:color w:val="9A7417"/>
-          <w:sz w:val="22"/>
+          <w:i/>
+          <w:sz w:val="18"/>
         </w:rPr>
-        <w:t xml:space="preserve">Moral: </w:t>
-      </w:r>
-      <w:r>
-        <w:rPr>
-          <w:rFonts w:ascii="Arial" w:hAnsi="Arial" w:eastAsia="Arial" w:cs="Arial"/>
-          <w:b w:val="0"/>
-          <w:i w:val="0"/>
-          <w:color w:val="3F3826"/>
-          <w:sz w:val="22"/>
-        </w:rPr>
-        <w:t>If a person wants to maintain his peace, he should not look for evil intentions behind every incident. Sometimes what worries us is just a coincidence; it is our choice whether to magnify it and turn it into anger.</w:t>
-      </w:r>
-    </w:p>
-    <w:p>
-      <w:pPr>
-        <w:keepLines/>
-        <w:widowControl/>
-        <w:spacing w:before="60" w:after="0" w:line="240" w:lineRule="auto"/>
-        <w:jc w:val="right"/>
-      </w:pPr>
-      <w:r>
-        <w:rPr>
-          <w:rFonts w:ascii="Arial" w:hAnsi="Arial" w:eastAsia="Arial" w:cs="Arial"/>
-          <w:b w:val="0"/>
-          <w:i/>
-          <w:color w:val="8A7950"/>
-          <w:sz w:val="17"/>
-        </w:rPr>
-        <w:t>The story was obtained from open Internet sources.</w:t>
+        <w:t>Source: Publicly available internet sources.</w:t>
       </w:r>
     </w:p>
     <w:sectPr>
       <w:pgSz w:w="12240" w:h="15840"/>
-      <w:pgMar w:top="1440" w:right="1440" w:bottom="1440" w:left="1440" w:header="708" w:footer="708" w:gutter="0"/>
+      <w:pgMar w:top="1080" w:right="1224" w:bottom="1080" w:left="1224" w:header="720" w:footer="720" w:gutter="0"/>
       <w:cols w:space="720"/>
       <w:docGrid w:linePitch="360"/>
     </w:sectPr>
@@ -531,12 +457,14 @@
     <w:qFormat/>
     <w:rsid w:val="00FC693F"/>
     <w:pPr>
-      <w:spacing w:before="0" w:after="160" w:line="276" w:lineRule="auto"/>
+      <w:widowControl/>
+      <w:spacing w:after="120" w:line="259" w:lineRule="auto"/>
     </w:pPr>
     <w:rPr>
-      <w:rFonts w:ascii="Arial" w:hAnsi="Arial" w:eastAsia="Arial"/>
+      <w:rFonts w:ascii="Arial" w:hAnsi="Arial"/>
       <w:color w:val="000000"/>
       <w:sz w:val="22"/>
+      <w:lang w:val="en-US"/>
     </w:rPr>
   </w:style>
   <w:style w:type="paragraph" w:styleId="Header">
@@ -880,18 +808,17 @@
     <w:qFormat/>
     <w:rsid w:val="00FC693F"/>
     <w:pPr>
-      <w:pBdr>
-        <w:bottom w:val="single" w:sz="8" w:space="4" w:color="4F81BD" w:themeColor="accent1"/>
-      </w:pBdr>
-      <w:spacing w:after="300" w:line="240" w:lineRule="auto"/>
+      <w:keepNext/>
+      <w:spacing w:after="280" w:line="240" w:lineRule="auto"/>
       <w:contextualSpacing/>
     </w:pPr>
     <w:rPr>
-      <w:rFonts w:asciiTheme="majorHAnsi" w:eastAsiaTheme="majorEastAsia" w:hAnsiTheme="majorHAnsi" w:cstheme="majorBidi"/>
-      <w:color w:val="17365D" w:themeColor="text2" w:themeShade="BF"/>
+      <w:rFonts w:asciiTheme="majorHAnsi" w:eastAsiaTheme="majorEastAsia" w:hAnsiTheme="majorHAnsi" w:cstheme="majorBidi" w:ascii="Arial" w:hAnsi="Arial"/>
+      <w:b/>
+      <w:color w:val="000000"/>
       <w:spacing w:val="5"/>
       <w:kern w:val="28"/>
-      <w:sz w:val="52"/>
+      <w:sz w:val="34"/>
       <w:szCs w:val="52"/>
     </w:rPr>
   </w:style>
@@ -1367,9 +1294,6 @@
     <w:qFormat/>
     <w:rsid w:val="00FC693F"/>
     <w:pPr>
-      <w:pBdr>
-        <w:bottom w:val="single" w:sz="4" w:space="4" w:color="4F81BD" w:themeColor="accent1"/>
-      </w:pBdr>
       <w:spacing w:before="200" w:after="280"/>
       <w:ind w:left="936" w:right="936"/>
     </w:pPr>
@@ -12220,18 +12144,6 @@
         <w:shd w:val="clear" w:color="auto" w:fill="FBCAA2" w:themeFill="accent6" w:themeFillTint="7F"/>
       </w:tcPr>
     </w:tblStylePr>
-  </w:style>
-  <w:style w:type="paragraph" w:customStyle="1" w:styleId="Moral">
-    <w:name w:val="Moral"/>
-    <w:basedOn w:val="Normal"/>
-    <w:pPr>
-      <w:spacing w:before="160" w:after="0" w:line="276" w:lineRule="auto"/>
-    </w:pPr>
-    <w:rPr>
-      <w:rFonts w:ascii="Arial" w:hAnsi="Arial" w:eastAsia="Arial"/>
-      <w:i/>
-      <w:sz w:val="22"/>
-    </w:rPr>
   </w:style>
 </w:styles>
 </file>

--- a/en/wisdom-stories/this-boat-is-empty-too.docx
+++ b/en/wisdom-stories/this-boat-is-empty-too.docx
@@ -21,7 +21,7 @@
     <w:p>
       <w:pPr/>
       <w:r>
-        <w:t>“When I was young, I often went to the lake to think in solitude. I had a little boat and would spend hours on the water, letting my thoughts settle.</w:t>
+        <w:t>“When I was young, I often went to the lake to think in solitude. I had a little boat and would spend hours on the water, finding peace in the world of my thoughts.</w:t>
       </w:r>
     </w:p>
     <w:p>
@@ -29,13 +29,13 @@
         <w:spacing w:after="80"/>
       </w:pPr>
       <w:r>
-        <w:t>“One morning at daybreak, I was sitting there with my eyes closed.</w:t>
+        <w:t>“One morning at daybreak, as usual, I was sitting in my boat, sunk in deep thought.</w:t>
       </w:r>
     </w:p>
     <w:p>
       <w:pPr/>
       <w:r>
-        <w:t>“Suddenly, another boat struck mine. Furious at the interruption, I opened my eyes, ready to shout at whoever was responsible. But the boat was empty. With no one to blame, my anger faded. I closed my eyes again, and by sunrise my peace had returned.</w:t>
+        <w:t>“Suddenly, another boat struck mine. Furious at the interruption, I opened my eyes, ready to shout at whoever was responsible. But the boat was empty. There was no one to pour my anger on. I closed my eyes again and returned to my thoughts. By the time the sun rose, my heart was completely calm.</w:t>
       </w:r>
     </w:p>
     <w:p>
@@ -43,7 +43,7 @@
         <w:spacing w:after="80"/>
       </w:pPr>
       <w:r>
-        <w:t>“That empty boat taught me something. Now, when someone upsets me, I tell myself:</w:t>
+        <w:t>“That empty boat taught me something. Now, when someone tries to hurt me, I tell myself:</w:t>
       </w:r>
     </w:p>
     <w:p>
@@ -65,11 +65,9 @@
         <w:rPr>
           <w:b/>
         </w:rPr>
-        <w:t>Moral:</w:t>
+        <w:t>Moral: If a person wants to maintain his peace, he should not look for evil intentions behind every incident. Sometimes what worries us is just a coincidence; it is our choice whether to magnify it and turn it into anger.</w:t>
       </w:r>
-      <w:r>
-        <w:t xml:space="preserve"> If a person wants to maintain his peace, he should not look for evil intentions behind every incident. Sometimes what worries us is just a coincidence; it is our choice whether to magnify it and turn it into anger.</w:t>
-      </w:r>
+      <w:r/>
     </w:p>
     <w:p>
       <w:pPr>
@@ -80,7 +78,7 @@
           <w:i/>
           <w:sz w:val="18"/>
         </w:rPr>
-        <w:t>Source: Publicly available internet sources.</w:t>
+        <w:t>Stories are taken from open Internet sources; illustrations were created with AI.</w:t>
       </w:r>
     </w:p>
     <w:sectPr>
